--- a/Key Documents/Word Doc Versions/TfL Technical Architecture.docx
+++ b/Key Documents/Word Doc Versions/TfL Technical Architecture.docx
@@ -240,12 +240,37 @@
             <w:tcW w:w="3360" w:type="dxa"/>
           </w:tcPr>
           <w:p>
+            <w:proofErr w:type="spellStart"/>
             <w:r>
               <w:rPr>
                 <w:color w:val="0F172A"/>
                 <w:sz w:val="18"/>
               </w:rPr>
-              <w:t>MapCanvas, LeafletMap, layout components, map layers.</w:t>
+              <w:t>MapCanvas</w:t>
+            </w:r>
+            <w:proofErr w:type="spellEnd"/>
+            <w:r>
+              <w:rPr>
+                <w:color w:val="0F172A"/>
+                <w:sz w:val="18"/>
+              </w:rPr>
+              <w:t xml:space="preserve">, </w:t>
+            </w:r>
+            <w:proofErr w:type="spellStart"/>
+            <w:r>
+              <w:rPr>
+                <w:color w:val="0F172A"/>
+                <w:sz w:val="18"/>
+              </w:rPr>
+              <w:t>LeafletMap</w:t>
+            </w:r>
+            <w:proofErr w:type="spellEnd"/>
+            <w:r>
+              <w:rPr>
+                <w:color w:val="0F172A"/>
+                <w:sz w:val="18"/>
+              </w:rPr>
+              <w:t>, layout components, map layers.</w:t>
             </w:r>
           </w:p>
         </w:tc>
@@ -386,7 +411,39 @@
                 <w:color w:val="0F172A"/>
                 <w:sz w:val="18"/>
               </w:rPr>
-              <w:t>/api/stations and /api/trains/live.</w:t>
+              <w:t>/</w:t>
+            </w:r>
+            <w:proofErr w:type="spellStart"/>
+            <w:r>
+              <w:rPr>
+                <w:color w:val="0F172A"/>
+                <w:sz w:val="18"/>
+              </w:rPr>
+              <w:t>api</w:t>
+            </w:r>
+            <w:proofErr w:type="spellEnd"/>
+            <w:r>
+              <w:rPr>
+                <w:color w:val="0F172A"/>
+                <w:sz w:val="18"/>
+              </w:rPr>
+              <w:t>/stations and /</w:t>
+            </w:r>
+            <w:proofErr w:type="spellStart"/>
+            <w:r>
+              <w:rPr>
+                <w:color w:val="0F172A"/>
+                <w:sz w:val="18"/>
+              </w:rPr>
+              <w:t>api</w:t>
+            </w:r>
+            <w:proofErr w:type="spellEnd"/>
+            <w:r>
+              <w:rPr>
+                <w:color w:val="0F172A"/>
+                <w:sz w:val="18"/>
+              </w:rPr>
+              <w:t>/trains/live.</w:t>
             </w:r>
           </w:p>
         </w:tc>
@@ -452,8 +509,21 @@
       <w:pPr>
         <w:spacing w:after="120"/>
       </w:pPr>
+      <w:proofErr w:type="spellStart"/>
       <w:r>
-        <w:t>MapCanvas acts as the main orchestration component. It does not draw every marker itself; instead, it coordinates state and passes props to focused child components. This is an important design decision because the map screen contains several independent concerns: data loading, route selection, search, live trains, What-If state, sidebars, mobile layout and reset behaviour.</w:t>
+        <w:t>MapCanvas</w:t>
+      </w:r>
+      <w:proofErr w:type="spellEnd"/>
+      <w:r>
+        <w:t xml:space="preserve"> acts as the main orchestration component. It does not draw every marker itself; instead, it coordinates state and passes props to focused child components. This is an important design decision because the map screen contains several independent concerns: data loading, route selection, search, live trains, What-If state, sidebars, mobile layout and reset </w:t>
+      </w:r>
+      <w:proofErr w:type="spellStart"/>
+      <w:r>
+        <w:t>behaviour</w:t>
+      </w:r>
+      <w:proofErr w:type="spellEnd"/>
+      <w:r>
+        <w:t>.</w:t>
       </w:r>
     </w:p>
     <w:tbl>
@@ -533,6 +603,7 @@
             <w:tcW w:w="3360" w:type="dxa"/>
           </w:tcPr>
           <w:p>
+            <w:proofErr w:type="spellStart"/>
             <w:r>
               <w:rPr>
                 <w:color w:val="0F172A"/>
@@ -540,6 +611,7 @@
               </w:rPr>
               <w:t>MapCanvas.jsx</w:t>
             </w:r>
+            <w:proofErr w:type="spellEnd"/>
           </w:p>
         </w:tc>
         <w:tc>
@@ -580,6 +652,7 @@
             <w:tcW w:w="3360" w:type="dxa"/>
           </w:tcPr>
           <w:p>
+            <w:proofErr w:type="spellStart"/>
             <w:r>
               <w:rPr>
                 <w:color w:val="0F172A"/>
@@ -587,6 +660,7 @@
               </w:rPr>
               <w:t>LeafletMap.jsx</w:t>
             </w:r>
+            <w:proofErr w:type="spellEnd"/>
           </w:p>
         </w:tc>
         <w:tc>
@@ -627,6 +701,7 @@
             <w:tcW w:w="3360" w:type="dxa"/>
           </w:tcPr>
           <w:p>
+            <w:proofErr w:type="spellStart"/>
             <w:r>
               <w:rPr>
                 <w:color w:val="0F172A"/>
@@ -634,6 +709,7 @@
               </w:rPr>
               <w:t>MapSearchBox.jsx</w:t>
             </w:r>
+            <w:proofErr w:type="spellEnd"/>
           </w:p>
         </w:tc>
         <w:tc>
@@ -674,6 +750,7 @@
             <w:tcW w:w="3360" w:type="dxa"/>
           </w:tcPr>
           <w:p>
+            <w:proofErr w:type="spellStart"/>
             <w:r>
               <w:rPr>
                 <w:color w:val="0F172A"/>
@@ -681,6 +758,7 @@
               </w:rPr>
               <w:t>MapControlPanelContent.jsx</w:t>
             </w:r>
+            <w:proofErr w:type="spellEnd"/>
           </w:p>
         </w:tc>
         <w:tc>
@@ -702,12 +780,21 @@
             <w:tcW w:w="3360" w:type="dxa"/>
           </w:tcPr>
           <w:p>
+            <w:proofErr w:type="spellStart"/>
             <w:r>
               <w:rPr>
                 <w:color w:val="0F172A"/>
                 <w:sz w:val="18"/>
               </w:rPr>
-              <w:t>Centralises control-panel functionality used by sidebar/mobile UI.</w:t>
+              <w:t>Centralises</w:t>
+            </w:r>
+            <w:proofErr w:type="spellEnd"/>
+            <w:r>
+              <w:rPr>
+                <w:color w:val="0F172A"/>
+                <w:sz w:val="18"/>
+              </w:rPr>
+              <w:t xml:space="preserve"> control-panel functionality used by sidebar/mobile UI.</w:t>
             </w:r>
           </w:p>
         </w:tc>
@@ -721,6 +808,7 @@
             <w:tcW w:w="3360" w:type="dxa"/>
           </w:tcPr>
           <w:p>
+            <w:proofErr w:type="spellStart"/>
             <w:r>
               <w:rPr>
                 <w:color w:val="0F172A"/>
@@ -728,6 +816,7 @@
               </w:rPr>
               <w:t>MapSidebar.jsx</w:t>
             </w:r>
+            <w:proofErr w:type="spellEnd"/>
           </w:p>
         </w:tc>
         <w:tc>
@@ -768,6 +857,7 @@
             <w:tcW w:w="3360" w:type="dxa"/>
           </w:tcPr>
           <w:p>
+            <w:proofErr w:type="spellStart"/>
             <w:r>
               <w:rPr>
                 <w:color w:val="0F172A"/>
@@ -775,6 +865,7 @@
               </w:rPr>
               <w:t>MobileControlSheet.jsx</w:t>
             </w:r>
+            <w:proofErr w:type="spellEnd"/>
           </w:p>
         </w:tc>
         <w:tc>
@@ -815,6 +906,7 @@
             <w:tcW w:w="3360" w:type="dxa"/>
           </w:tcPr>
           <w:p>
+            <w:proofErr w:type="spellStart"/>
             <w:r>
               <w:rPr>
                 <w:color w:val="0F172A"/>
@@ -822,6 +914,7 @@
               </w:rPr>
               <w:t>MapWhatIfOverlay.jsx</w:t>
             </w:r>
+            <w:proofErr w:type="spellEnd"/>
           </w:p>
         </w:tc>
         <w:tc>
@@ -862,6 +955,7 @@
             <w:tcW w:w="3360" w:type="dxa"/>
           </w:tcPr>
           <w:p>
+            <w:proofErr w:type="spellStart"/>
             <w:r>
               <w:rPr>
                 <w:color w:val="0F172A"/>
@@ -869,6 +963,7 @@
               </w:rPr>
               <w:t>RouteInfoPanel.jsx</w:t>
             </w:r>
+            <w:proofErr w:type="spellEnd"/>
           </w:p>
         </w:tc>
         <w:tc>
@@ -915,7 +1010,15 @@
         <w:spacing w:after="120"/>
       </w:pPr>
       <w:r>
-        <w:t xml:space="preserve">The /api/stations endpoint is the main bridge between the graph database and the frontend map. It queries Neo4j for station-to-station relationships and reshapes them into a JSON structure of nodes and edges. This </w:t>
+        <w:t>The /</w:t>
+      </w:r>
+      <w:proofErr w:type="spellStart"/>
+      <w:r>
+        <w:t>api</w:t>
+      </w:r>
+      <w:proofErr w:type="spellEnd"/>
+      <w:r>
+        <w:t xml:space="preserve">/stations endpoint is the main bridge between the graph database and the frontend map. It queries Neo4j for station-to-station relationships and reshapes them into a JSON structure of nodes and edges. This </w:t>
       </w:r>
       <w:r>
         <w:lastRenderedPageBreak/>
@@ -1030,7 +1133,23 @@
                 <w:color w:val="0F172A"/>
                 <w:sz w:val="18"/>
               </w:rPr>
-              <w:t>/api/stations</w:t>
+              <w:t>/</w:t>
+            </w:r>
+            <w:proofErr w:type="spellStart"/>
+            <w:r>
+              <w:rPr>
+                <w:color w:val="0F172A"/>
+                <w:sz w:val="18"/>
+              </w:rPr>
+              <w:t>api</w:t>
+            </w:r>
+            <w:proofErr w:type="spellEnd"/>
+            <w:r>
+              <w:rPr>
+                <w:color w:val="0F172A"/>
+                <w:sz w:val="18"/>
+              </w:rPr>
+              <w:t>/stations</w:t>
             </w:r>
           </w:p>
         </w:tc>
@@ -1091,7 +1210,23 @@
                 <w:color w:val="0F172A"/>
                 <w:sz w:val="18"/>
               </w:rPr>
-              <w:t>/api/trains/live</w:t>
+              <w:t>/</w:t>
+            </w:r>
+            <w:proofErr w:type="spellStart"/>
+            <w:r>
+              <w:rPr>
+                <w:color w:val="0F172A"/>
+                <w:sz w:val="18"/>
+              </w:rPr>
+              <w:t>api</w:t>
+            </w:r>
+            <w:proofErr w:type="spellEnd"/>
+            <w:r>
+              <w:rPr>
+                <w:color w:val="0F172A"/>
+                <w:sz w:val="18"/>
+              </w:rPr>
+              <w:t>/trains/live</w:t>
             </w:r>
           </w:p>
         </w:tc>
@@ -1105,7 +1240,23 @@
                 <w:color w:val="0F172A"/>
                 <w:sz w:val="18"/>
               </w:rPr>
-              <w:t>Optional lineIds query parameter.</w:t>
+              <w:t xml:space="preserve">Optional </w:t>
+            </w:r>
+            <w:proofErr w:type="spellStart"/>
+            <w:r>
+              <w:rPr>
+                <w:color w:val="0F172A"/>
+                <w:sz w:val="18"/>
+              </w:rPr>
+              <w:t>lineIds</w:t>
+            </w:r>
+            <w:proofErr w:type="spellEnd"/>
+            <w:r>
+              <w:rPr>
+                <w:color w:val="0F172A"/>
+                <w:sz w:val="18"/>
+              </w:rPr>
+              <w:t xml:space="preserve"> query parameter.</w:t>
             </w:r>
           </w:p>
         </w:tc>
@@ -1119,7 +1270,23 @@
                 <w:color w:val="0F172A"/>
                 <w:sz w:val="18"/>
               </w:rPr>
-              <w:t>TfL arrivals, trackable arrivals, untrackable arrivals and metadata.</w:t>
+              <w:t xml:space="preserve">TfL arrivals, trackable arrivals, </w:t>
+            </w:r>
+            <w:proofErr w:type="spellStart"/>
+            <w:r>
+              <w:rPr>
+                <w:color w:val="0F172A"/>
+                <w:sz w:val="18"/>
+              </w:rPr>
+              <w:t>untrackable</w:t>
+            </w:r>
+            <w:proofErr w:type="spellEnd"/>
+            <w:r>
+              <w:rPr>
+                <w:color w:val="0F172A"/>
+                <w:sz w:val="18"/>
+              </w:rPr>
+              <w:t xml:space="preserve"> arrivals and metadata.</w:t>
             </w:r>
           </w:p>
         </w:tc>
@@ -1147,6 +1314,7 @@
             <w:tcW w:w="2520" w:type="dxa"/>
           </w:tcPr>
           <w:p>
+            <w:proofErr w:type="spellStart"/>
             <w:r>
               <w:rPr>
                 <w:color w:val="0F172A"/>
@@ -1154,6 +1322,7 @@
               </w:rPr>
               <w:t>useLineStatus</w:t>
             </w:r>
+            <w:proofErr w:type="spellEnd"/>
           </w:p>
         </w:tc>
         <w:tc>
@@ -1208,6 +1377,7 @@
             <w:tcW w:w="2520" w:type="dxa"/>
           </w:tcPr>
           <w:p>
+            <w:proofErr w:type="spellStart"/>
             <w:r>
               <w:rPr>
                 <w:color w:val="0F172A"/>
@@ -1215,6 +1385,7 @@
               </w:rPr>
               <w:t>useLineDelays</w:t>
             </w:r>
+            <w:proofErr w:type="spellEnd"/>
           </w:p>
         </w:tc>
         <w:tc>
@@ -1269,6 +1440,7 @@
             <w:tcW w:w="2520" w:type="dxa"/>
           </w:tcPr>
           <w:p>
+            <w:proofErr w:type="spellStart"/>
             <w:r>
               <w:rPr>
                 <w:color w:val="0F172A"/>
@@ -1276,6 +1448,7 @@
               </w:rPr>
               <w:t>useLiveStationClosures</w:t>
             </w:r>
+            <w:proofErr w:type="spellEnd"/>
           </w:p>
         </w:tc>
         <w:tc>
@@ -1311,12 +1484,21 @@
             <w:tcW w:w="2520" w:type="dxa"/>
           </w:tcPr>
           <w:p>
+            <w:proofErr w:type="spellStart"/>
             <w:r>
               <w:rPr>
                 <w:color w:val="0F172A"/>
                 <w:sz w:val="18"/>
               </w:rPr>
-              <w:t>Lets normal routing avoid live closed stations.</w:t>
+              <w:t>Lets</w:t>
+            </w:r>
+            <w:proofErr w:type="spellEnd"/>
+            <w:r>
+              <w:rPr>
+                <w:color w:val="0F172A"/>
+                <w:sz w:val="18"/>
+              </w:rPr>
+              <w:t xml:space="preserve"> normal routing avoid live closed stations.</w:t>
             </w:r>
           </w:p>
         </w:tc>
@@ -1336,7 +1518,15 @@
         <w:spacing w:after="120"/>
       </w:pPr>
       <w:r>
-        <w:t>Routing is based on a weighted graph. Each station is a node and each Underground connection is an edge with a travel-time weight. The pathfinding function extends basic Dijkstra behaviour by tracking the current line in the state key. This makes it possible to add a penalty when changing from one line to another. As a result, the chosen route is not only short by travel time but also less likely to include unnecessary line changes.</w:t>
+        <w:t xml:space="preserve">Routing is based on a weighted graph. Each station is a node and each Underground connection is an edge with a travel-time weight. The pathfinding function extends basic Dijkstra </w:t>
+      </w:r>
+      <w:proofErr w:type="spellStart"/>
+      <w:r>
+        <w:t>behaviour</w:t>
+      </w:r>
+      <w:proofErr w:type="spellEnd"/>
+      <w:r>
+        <w:t xml:space="preserve"> by tracking the current line in the state key. This makes it possible to add a penalty when changing from one line to another. As a result, the chosen route is not only short by travel time but also less likely to include unnecessary line changes.</w:t>
       </w:r>
     </w:p>
     <w:p>
@@ -1406,6 +1596,7 @@
             <w:tcW w:w="5040" w:type="dxa"/>
           </w:tcPr>
           <w:p>
+            <w:proofErr w:type="spellStart"/>
             <w:r>
               <w:rPr>
                 <w:color w:val="0F172A"/>
@@ -1413,6 +1604,7 @@
               </w:rPr>
               <w:t>closedStations</w:t>
             </w:r>
+            <w:proofErr w:type="spellEnd"/>
           </w:p>
         </w:tc>
         <w:tc>
@@ -1439,6 +1631,7 @@
             <w:tcW w:w="5040" w:type="dxa"/>
           </w:tcPr>
           <w:p>
+            <w:proofErr w:type="spellStart"/>
             <w:r>
               <w:rPr>
                 <w:color w:val="0F172A"/>
@@ -1446,6 +1639,7 @@
               </w:rPr>
               <w:t>closedLines</w:t>
             </w:r>
+            <w:proofErr w:type="spellEnd"/>
           </w:p>
         </w:tc>
         <w:tc>
@@ -1472,6 +1666,7 @@
             <w:tcW w:w="5040" w:type="dxa"/>
           </w:tcPr>
           <w:p>
+            <w:proofErr w:type="spellStart"/>
             <w:r>
               <w:rPr>
                 <w:color w:val="0F172A"/>
@@ -1479,6 +1674,7 @@
               </w:rPr>
               <w:t>blockedEdges</w:t>
             </w:r>
+            <w:proofErr w:type="spellEnd"/>
           </w:p>
         </w:tc>
         <w:tc>
@@ -1538,6 +1734,7 @@
             <w:tcW w:w="5040" w:type="dxa"/>
           </w:tcPr>
           <w:p>
+            <w:proofErr w:type="spellStart"/>
             <w:r>
               <w:rPr>
                 <w:color w:val="0F172A"/>
@@ -1545,6 +1742,7 @@
               </w:rPr>
               <w:t>statePath</w:t>
             </w:r>
+            <w:proofErr w:type="spellEnd"/>
           </w:p>
         </w:tc>
         <w:tc>
@@ -1677,6 +1875,7 @@
                 <w:color w:val="0F172A"/>
                 <w:sz w:val="18"/>
               </w:rPr>
+              <w:lastRenderedPageBreak/>
               <w:t>trainSnapshotBuilder.js</w:t>
             </w:r>
           </w:p>
@@ -1710,7 +1909,6 @@
                 <w:color w:val="0F172A"/>
                 <w:sz w:val="18"/>
               </w:rPr>
-              <w:lastRenderedPageBreak/>
               <w:t>trainRouteExpansion.js</w:t>
             </w:r>
           </w:p>
@@ -1805,13 +2003,31 @@
             <w:tcW w:w="5040" w:type="dxa"/>
           </w:tcPr>
           <w:p>
+            <w:proofErr w:type="spellStart"/>
             <w:r>
               <w:rPr>
                 <w:color w:val="0F172A"/>
                 <w:sz w:val="18"/>
               </w:rPr>
-              <w:t>CanvasTrainLayer.jsx / TrainLayer.jsx</w:t>
-            </w:r>
+              <w:t>CanvasTrainLayer.jsx</w:t>
+            </w:r>
+            <w:proofErr w:type="spellEnd"/>
+            <w:r>
+              <w:rPr>
+                <w:color w:val="0F172A"/>
+                <w:sz w:val="18"/>
+              </w:rPr>
+              <w:t xml:space="preserve"> / </w:t>
+            </w:r>
+            <w:proofErr w:type="spellStart"/>
+            <w:r>
+              <w:rPr>
+                <w:color w:val="0F172A"/>
+                <w:sz w:val="18"/>
+              </w:rPr>
+              <w:t>TrainLayer.jsx</w:t>
+            </w:r>
+            <w:proofErr w:type="spellEnd"/>
           </w:p>
         </w:tc>
         <w:tc>
@@ -1844,7 +2060,15 @@
         <w:spacing w:after="120"/>
       </w:pPr>
       <w:r>
-        <w:t>The project uses React hooks rather than a global state library. This is appropriate because most state is local to the map screen and can be grouped by concern. For example, station search has its own hook, train filters have their own hook, and What-If closures have their own hook. This improves readability and avoids turning MapCanvas into a single unstructured state file.</w:t>
+        <w:t xml:space="preserve">The project uses React hooks rather than a global state library. This is appropriate because most state is local to the map screen and can be grouped by concern. For example, station search has its own hook, train filters have their own hook, and What-If closures have their own hook. This improves readability and avoids turning </w:t>
+      </w:r>
+      <w:proofErr w:type="spellStart"/>
+      <w:r>
+        <w:t>MapCanvas</w:t>
+      </w:r>
+      <w:proofErr w:type="spellEnd"/>
+      <w:r>
+        <w:t xml:space="preserve"> into a single unstructured state file.</w:t>
       </w:r>
     </w:p>
     <w:tbl>
@@ -1943,7 +2167,23 @@
                 <w:color w:val="0F172A"/>
                 <w:sz w:val="18"/>
               </w:rPr>
-              <w:t>Zoom and centre coordinates.</w:t>
+              <w:t xml:space="preserve">Zoom and </w:t>
+            </w:r>
+            <w:proofErr w:type="spellStart"/>
+            <w:r>
+              <w:rPr>
+                <w:color w:val="0F172A"/>
+                <w:sz w:val="18"/>
+              </w:rPr>
+              <w:t>centre</w:t>
+            </w:r>
+            <w:proofErr w:type="spellEnd"/>
+            <w:r>
+              <w:rPr>
+                <w:color w:val="0F172A"/>
+                <w:sz w:val="18"/>
+              </w:rPr>
+              <w:t xml:space="preserve"> coordinates.</w:t>
             </w:r>
           </w:p>
         </w:tc>
@@ -2004,7 +2244,23 @@
                 <w:color w:val="0F172A"/>
                 <w:sz w:val="18"/>
               </w:rPr>
-              <w:t>Search behaviour is independent of route algorithm internals.</w:t>
+              <w:t xml:space="preserve">Search </w:t>
+            </w:r>
+            <w:proofErr w:type="spellStart"/>
+            <w:r>
+              <w:rPr>
+                <w:color w:val="0F172A"/>
+                <w:sz w:val="18"/>
+              </w:rPr>
+              <w:t>behaviour</w:t>
+            </w:r>
+            <w:proofErr w:type="spellEnd"/>
+            <w:r>
+              <w:rPr>
+                <w:color w:val="0F172A"/>
+                <w:sz w:val="18"/>
+              </w:rPr>
+              <w:t xml:space="preserve"> is independent of route algorithm internals.</w:t>
             </w:r>
           </w:p>
         </w:tc>
@@ -2757,6 +3013,14 @@
     <w:pPr>
       <w:pStyle w:val="Header"/>
       <w:jc w:val="right"/>
+    </w:pPr>
+    <w:r>
+      <w:t>London Underground What-If Simulation | COMP6030 Final Year Project</w:t>
+    </w:r>
+  </w:p>
+  <w:p>
+    <w:pPr>
+      <w:pStyle w:val="Header"/>
     </w:pPr>
   </w:p>
 </w:hdr>
